--- a/share/SIH26-A0H-T091_Student_Declaration.docx
+++ b/share/SIH26-A0H-T091_Student_Declaration.docx
@@ -448,26 +448,26 @@
                 <w:szCs w:val="20"/>
                 <w:rtl w:val="0"/>
               </w:rPr>
-              <w:t xml:space="preserve">ELC</w:t>
-            </w:r>
-          </w:p>
-        </w:tc>
-        <w:tc>
-          <w:tcPr/>
-          <w:p>
-            <w:pPr>
-              <w:rPr>
-                <w:sz w:val="20"/>
-                <w:szCs w:val="20"/>
-              </w:rPr>
-            </w:pPr>
-            <w:r>
-              <w:rPr>
-                <w:sz w:val="20"/>
-                <w:szCs w:val="20"/>
-                <w:rtl w:val="0"/>
-              </w:rPr>
-              <w:t xml:space="preserve">2</w:t>
+              <w:t xml:space="preserve">ELC/EEE</w:t>
+            </w:r>
+          </w:p>
+        </w:tc>
+        <w:tc>
+          <w:tcPr/>
+          <w:p>
+            <w:pPr>
+              <w:rPr>
+                <w:sz w:val="20"/>
+                <w:szCs w:val="20"/>
+              </w:rPr>
+            </w:pPr>
+            <w:r>
+              <w:rPr>
+                <w:sz w:val="20"/>
+                <w:szCs w:val="20"/>
+                <w:rtl w:val="0"/>
+              </w:rPr>
+              <w:t xml:space="preserve">II</w:t>
             </w:r>
           </w:p>
         </w:tc>
@@ -588,26 +588,26 @@
                 <w:szCs w:val="20"/>
                 <w:rtl w:val="0"/>
               </w:rPr>
-              <w:t xml:space="preserve">ARE</w:t>
-            </w:r>
-          </w:p>
-        </w:tc>
-        <w:tc>
-          <w:tcPr/>
-          <w:p>
-            <w:pPr>
-              <w:rPr>
-                <w:sz w:val="20"/>
-                <w:szCs w:val="20"/>
-              </w:rPr>
-            </w:pPr>
-            <w:r>
-              <w:rPr>
-                <w:sz w:val="20"/>
-                <w:szCs w:val="20"/>
-                <w:rtl w:val="0"/>
-              </w:rPr>
-              <w:t xml:space="preserve">2</w:t>
+              <w:t xml:space="preserve">ARE/MECH</w:t>
+            </w:r>
+          </w:p>
+        </w:tc>
+        <w:tc>
+          <w:tcPr/>
+          <w:p>
+            <w:pPr>
+              <w:rPr>
+                <w:sz w:val="20"/>
+                <w:szCs w:val="20"/>
+              </w:rPr>
+            </w:pPr>
+            <w:r>
+              <w:rPr>
+                <w:sz w:val="20"/>
+                <w:szCs w:val="20"/>
+                <w:rtl w:val="0"/>
+              </w:rPr>
+              <w:t xml:space="preserve">II</w:t>
             </w:r>
           </w:p>
         </w:tc>
@@ -728,26 +728,26 @@
                 <w:szCs w:val="20"/>
                 <w:rtl w:val="0"/>
               </w:rPr>
-              <w:t xml:space="preserve">ELC</w:t>
-            </w:r>
-          </w:p>
-        </w:tc>
-        <w:tc>
-          <w:tcPr/>
-          <w:p>
-            <w:pPr>
-              <w:rPr>
-                <w:sz w:val="20"/>
-                <w:szCs w:val="20"/>
-              </w:rPr>
-            </w:pPr>
-            <w:r>
-              <w:rPr>
-                <w:sz w:val="20"/>
-                <w:szCs w:val="20"/>
-                <w:rtl w:val="0"/>
-              </w:rPr>
-              <w:t xml:space="preserve">2</w:t>
+              <w:t xml:space="preserve">ELC/EEE</w:t>
+            </w:r>
+          </w:p>
+        </w:tc>
+        <w:tc>
+          <w:tcPr/>
+          <w:p>
+            <w:pPr>
+              <w:rPr>
+                <w:sz w:val="20"/>
+                <w:szCs w:val="20"/>
+              </w:rPr>
+            </w:pPr>
+            <w:r>
+              <w:rPr>
+                <w:sz w:val="20"/>
+                <w:szCs w:val="20"/>
+                <w:rtl w:val="0"/>
+              </w:rPr>
+              <w:t xml:space="preserve">II</w:t>
             </w:r>
           </w:p>
         </w:tc>
@@ -887,7 +887,7 @@
                 <w:szCs w:val="20"/>
                 <w:rtl w:val="0"/>
               </w:rPr>
-              <w:t xml:space="preserve">2</w:t>
+              <w:t xml:space="preserve">II</w:t>
             </w:r>
           </w:p>
         </w:tc>
@@ -1008,26 +1008,26 @@
                 <w:szCs w:val="20"/>
                 <w:rtl w:val="0"/>
               </w:rPr>
-              <w:t xml:space="preserve">ELC</w:t>
-            </w:r>
-          </w:p>
-        </w:tc>
-        <w:tc>
-          <w:tcPr/>
-          <w:p>
-            <w:pPr>
-              <w:rPr>
-                <w:sz w:val="20"/>
-                <w:szCs w:val="20"/>
-              </w:rPr>
-            </w:pPr>
-            <w:r>
-              <w:rPr>
-                <w:sz w:val="20"/>
-                <w:szCs w:val="20"/>
-                <w:rtl w:val="0"/>
-              </w:rPr>
-              <w:t xml:space="preserve">2</w:t>
+              <w:t xml:space="preserve">ELC/EEE</w:t>
+            </w:r>
+          </w:p>
+        </w:tc>
+        <w:tc>
+          <w:tcPr/>
+          <w:p>
+            <w:pPr>
+              <w:rPr>
+                <w:sz w:val="20"/>
+                <w:szCs w:val="20"/>
+              </w:rPr>
+            </w:pPr>
+            <w:r>
+              <w:rPr>
+                <w:sz w:val="20"/>
+                <w:szCs w:val="20"/>
+                <w:rtl w:val="0"/>
+              </w:rPr>
+              <w:t xml:space="preserve">II</w:t>
             </w:r>
           </w:p>
         </w:tc>
@@ -1148,26 +1148,26 @@
                 <w:szCs w:val="20"/>
                 <w:rtl w:val="0"/>
               </w:rPr>
-              <w:t xml:space="preserve">ELC</w:t>
-            </w:r>
-          </w:p>
-        </w:tc>
-        <w:tc>
-          <w:tcPr/>
-          <w:p>
-            <w:pPr>
-              <w:rPr>
-                <w:sz w:val="20"/>
-                <w:szCs w:val="20"/>
-              </w:rPr>
-            </w:pPr>
-            <w:r>
-              <w:rPr>
-                <w:sz w:val="20"/>
-                <w:szCs w:val="20"/>
-                <w:rtl w:val="0"/>
-              </w:rPr>
-              <w:t xml:space="preserve">2</w:t>
+              <w:t xml:space="preserve">ELC/EEE</w:t>
+            </w:r>
+          </w:p>
+        </w:tc>
+        <w:tc>
+          <w:tcPr/>
+          <w:p>
+            <w:pPr>
+              <w:rPr>
+                <w:sz w:val="20"/>
+                <w:szCs w:val="20"/>
+              </w:rPr>
+            </w:pPr>
+            <w:r>
+              <w:rPr>
+                <w:sz w:val="20"/>
+                <w:szCs w:val="20"/>
+                <w:rtl w:val="0"/>
+              </w:rPr>
+              <w:t xml:space="preserve">II</w:t>
             </w:r>
           </w:p>
         </w:tc>

--- a/share/SIH26-A0H-T091_Student_Declaration.docx
+++ b/share/SIH26-A0H-T091_Student_Declaration.docx
@@ -16,24 +16,38 @@
     <w:p>
       <w:pPr>
         <w:spacing w:after="0" w:line="240" w:lineRule="auto"/>
-        <w:rPr>
-          <w:sz w:val="24"/>
-          <w:szCs w:val="24"/>
-        </w:rPr>
+        <w:rPr/>
       </w:pPr>
       <w:r>
         <w:rPr>
-          <w:sz w:val="24"/>
-          <w:szCs w:val="24"/>
-          <w:rtl w:val="0"/>
-        </w:rPr>
-        <w:t xml:space="preserve">Date: 05/September/2026</w:t>
+          <w:rtl w:val="0"/>
+        </w:rPr>
       </w:r>
     </w:p>
     <w:p>
       <w:pPr>
         <w:spacing w:after="0" w:line="240" w:lineRule="auto"/>
-        <w:rPr/>
+        <w:rPr>
+          <w:sz w:val="24"/>
+          <w:szCs w:val="24"/>
+        </w:rPr>
+      </w:pPr>
+      <w:r>
+        <w:rPr>
+          <w:sz w:val="24"/>
+          <w:szCs w:val="24"/>
+          <w:rtl w:val="0"/>
+        </w:rPr>
+        <w:t xml:space="preserve">Date: 17/September/2026</w:t>
+      </w:r>
+    </w:p>
+    <w:p>
+      <w:pPr>
+        <w:spacing w:after="0" w:line="240" w:lineRule="auto"/>
+        <w:rPr>
+          <w:sz w:val="24"/>
+          <w:szCs w:val="24"/>
+        </w:rPr>
       </w:pPr>
       <w:r>
         <w:rPr>
@@ -48,6 +62,8 @@
         <w:rPr>
           <w:b w:val="1"/>
           <w:bCs w:val="1"/>
+          <w:sz w:val="24"/>
+          <w:szCs w:val="24"/>
         </w:rPr>
       </w:pPr>
       <w:r>
@@ -59,17 +75,15 @@
           <w:rtl w:val="0"/>
         </w:rPr>
         <w:t xml:space="preserve">Sub: Smart India Hackathon 2026 – Nomination</w:t>
-      </w:r>
-      <w:r>
-        <w:rPr>
-          <w:rtl w:val="0"/>
-        </w:rPr>
       </w:r>
     </w:p>
     <w:p>
       <w:pPr>
         <w:spacing w:after="0" w:line="240" w:lineRule="auto"/>
-        <w:rPr/>
+        <w:rPr>
+          <w:sz w:val="24"/>
+          <w:szCs w:val="24"/>
+        </w:rPr>
       </w:pPr>
       <w:r>
         <w:rPr>
@@ -133,6 +147,8 @@
         <w:rPr>
           <w:b w:val="1"/>
           <w:bCs w:val="1"/>
+          <w:sz w:val="24"/>
+          <w:szCs w:val="24"/>
         </w:rPr>
       </w:pPr>
       <w:r>
@@ -147,21 +163,40 @@
         <w:rPr>
           <w:b w:val="1"/>
           <w:bCs w:val="1"/>
+          <w:sz w:val="24"/>
+          <w:szCs w:val="24"/>
         </w:rPr>
       </w:pPr>
       <w:r>
         <w:rPr>
           <w:b w:val="1"/>
           <w:bCs w:val="1"/>
-          <w:rtl w:val="0"/>
-        </w:rPr>
-        <w:t xml:space="preserve">Team:  </w:t>
+          <w:sz w:val="24"/>
+          <w:szCs w:val="24"/>
+          <w:rtl w:val="0"/>
+        </w:rPr>
+        <w:t xml:space="preserve">Team:  DRAFTZERO</w:t>
+      </w:r>
+    </w:p>
+    <w:p>
+      <w:pPr>
+        <w:spacing w:after="0" w:line="240" w:lineRule="auto"/>
+        <w:rPr>
+          <w:b w:val="1"/>
+          <w:bCs w:val="1"/>
+        </w:rPr>
+      </w:pPr>
+      <w:r>
+        <w:rPr>
+          <w:rtl w:val="0"/>
+        </w:rPr>
       </w:r>
     </w:p>
     <w:tbl>
       <w:tblPr>
         <w:tblStyle w:val="Table1"/>
-        <w:tblW w:w="10207.0" w:type="dxa"/>
+        <w:tblpPr w:leftFromText="180" w:rightFromText="180" w:topFromText="180" w:bottomFromText="180" w:vertAnchor="text" w:horzAnchor="text" w:tblpX="-693.0000000000001" w:tblpY="0"/>
+        <w:tblW w:w="10725.0" w:type="dxa"/>
         <w:jc w:val="left"/>
         <w:tblInd w:w="-289.0" w:type="dxa"/>
         <w:tblBorders>
@@ -176,22 +211,22 @@
         <w:tblLook w:val="0400"/>
       </w:tblPr>
       <w:tblGrid>
-        <w:gridCol w:w="1755"/>
-        <w:gridCol w:w="2016"/>
-        <w:gridCol w:w="1404"/>
-        <w:gridCol w:w="1260"/>
-        <w:gridCol w:w="1646"/>
-        <w:gridCol w:w="1022"/>
-        <w:gridCol w:w="1104"/>
+        <w:gridCol w:w="1065"/>
+        <w:gridCol w:w="2445"/>
+        <w:gridCol w:w="930"/>
+        <w:gridCol w:w="2880"/>
+        <w:gridCol w:w="1305"/>
+        <w:gridCol w:w="915"/>
+        <w:gridCol w:w="1185"/>
         <w:tblGridChange w:id="0">
           <w:tblGrid>
-            <w:gridCol w:w="1755"/>
-            <w:gridCol w:w="2016"/>
-            <w:gridCol w:w="1404"/>
-            <w:gridCol w:w="1260"/>
-            <w:gridCol w:w="1646"/>
-            <w:gridCol w:w="1022"/>
-            <w:gridCol w:w="1104"/>
+            <w:gridCol w:w="1065"/>
+            <w:gridCol w:w="2445"/>
+            <w:gridCol w:w="930"/>
+            <w:gridCol w:w="2880"/>
+            <w:gridCol w:w="1305"/>
+            <w:gridCol w:w="915"/>
+            <w:gridCol w:w="1185"/>
           </w:tblGrid>
         </w:tblGridChange>
       </w:tblGrid>
@@ -205,6 +240,7 @@
           <w:tcPr/>
           <w:p>
             <w:pPr>
+              <w:jc w:val="center"/>
               <w:rPr>
                 <w:b w:val="1"/>
                 <w:bCs w:val="1"/>
@@ -221,6 +257,7 @@
           <w:tcPr/>
           <w:p>
             <w:pPr>
+              <w:jc w:val="center"/>
               <w:rPr>
                 <w:b w:val="1"/>
                 <w:bCs w:val="1"/>
@@ -240,6 +277,7 @@
           <w:tcPr/>
           <w:p>
             <w:pPr>
+              <w:jc w:val="center"/>
               <w:rPr>
                 <w:b w:val="1"/>
                 <w:bCs w:val="1"/>
@@ -259,6 +297,7 @@
           <w:tcPr/>
           <w:p>
             <w:pPr>
+              <w:jc w:val="center"/>
               <w:rPr>
                 <w:b w:val="1"/>
                 <w:bCs w:val="1"/>
@@ -270,14 +309,15 @@
                 <w:bCs w:val="1"/>
                 <w:rtl w:val="0"/>
               </w:rPr>
-              <w:t xml:space="preserve">Email id</w:t>
-            </w:r>
-          </w:p>
-        </w:tc>
-        <w:tc>
-          <w:tcPr/>
-          <w:p>
-            <w:pPr>
+              <w:t xml:space="preserve">Email ID</w:t>
+            </w:r>
+          </w:p>
+        </w:tc>
+        <w:tc>
+          <w:tcPr/>
+          <w:p>
+            <w:pPr>
+              <w:jc w:val="center"/>
               <w:rPr>
                 <w:b w:val="1"/>
                 <w:bCs w:val="1"/>
@@ -297,6 +337,7 @@
           <w:tcPr/>
           <w:p>
             <w:pPr>
+              <w:jc w:val="center"/>
               <w:rPr>
                 <w:b w:val="1"/>
                 <w:bCs w:val="1"/>
@@ -316,6 +357,7 @@
           <w:tcPr/>
           <w:p>
             <w:pPr>
+              <w:jc w:val="center"/>
               <w:rPr>
                 <w:b w:val="1"/>
                 <w:bCs w:val="1"/>
@@ -342,6 +384,7 @@
           <w:tcPr/>
           <w:p>
             <w:pPr>
+              <w:jc w:val="center"/>
               <w:rPr>
                 <w:sz w:val="20"/>
                 <w:szCs w:val="20"/>
@@ -361,6 +404,7 @@
           <w:tcPr/>
           <w:p>
             <w:pPr>
+              <w:jc w:val="center"/>
               <w:rPr>
                 <w:sz w:val="20"/>
                 <w:szCs w:val="20"/>
@@ -380,6 +424,7 @@
           <w:tcPr/>
           <w:p>
             <w:pPr>
+              <w:jc w:val="center"/>
               <w:rPr>
                 <w:sz w:val="20"/>
                 <w:szCs w:val="20"/>
@@ -399,6 +444,7 @@
           <w:tcPr/>
           <w:p>
             <w:pPr>
+              <w:jc w:val="center"/>
               <w:rPr>
                 <w:sz w:val="20"/>
                 <w:szCs w:val="20"/>
@@ -413,11 +459,26 @@
               <w:t xml:space="preserve">cb.en.u4elc2129@cb.students.amrita.edu</w:t>
             </w:r>
           </w:p>
-        </w:tc>
-        <w:tc>
-          <w:tcPr/>
-          <w:p>
-            <w:pPr>
+          <w:p>
+            <w:pPr>
+              <w:jc w:val="center"/>
+              <w:rPr>
+                <w:sz w:val="20"/>
+                <w:szCs w:val="20"/>
+              </w:rPr>
+            </w:pPr>
+            <w:r>
+              <w:rPr>
+                <w:rtl w:val="0"/>
+              </w:rPr>
+            </w:r>
+          </w:p>
+        </w:tc>
+        <w:tc>
+          <w:tcPr/>
+          <w:p>
+            <w:pPr>
+              <w:jc w:val="center"/>
               <w:rPr>
                 <w:sz w:val="20"/>
                 <w:szCs w:val="20"/>
@@ -437,25 +498,27 @@
           <w:tcPr/>
           <w:p>
             <w:pPr>
-              <w:rPr>
-                <w:sz w:val="20"/>
-                <w:szCs w:val="20"/>
-              </w:rPr>
-            </w:pPr>
-            <w:r>
-              <w:rPr>
-                <w:sz w:val="20"/>
-                <w:szCs w:val="20"/>
-                <w:rtl w:val="0"/>
-              </w:rPr>
-              <w:t xml:space="preserve">ELC/EEE</w:t>
-            </w:r>
-          </w:p>
-        </w:tc>
-        <w:tc>
-          <w:tcPr/>
-          <w:p>
-            <w:pPr>
+              <w:jc w:val="center"/>
+              <w:rPr>
+                <w:sz w:val="20"/>
+                <w:szCs w:val="20"/>
+              </w:rPr>
+            </w:pPr>
+            <w:r>
+              <w:rPr>
+                <w:sz w:val="20"/>
+                <w:szCs w:val="20"/>
+                <w:rtl w:val="0"/>
+              </w:rPr>
+              <w:t xml:space="preserve">ELC</w:t>
+            </w:r>
+          </w:p>
+        </w:tc>
+        <w:tc>
+          <w:tcPr/>
+          <w:p>
+            <w:pPr>
+              <w:jc w:val="center"/>
               <w:rPr>
                 <w:sz w:val="20"/>
                 <w:szCs w:val="20"/>
@@ -482,6 +545,7 @@
           <w:tcPr/>
           <w:p>
             <w:pPr>
+              <w:jc w:val="center"/>
               <w:rPr>
                 <w:sz w:val="20"/>
                 <w:szCs w:val="20"/>
@@ -501,6 +565,7 @@
           <w:tcPr/>
           <w:p>
             <w:pPr>
+              <w:jc w:val="center"/>
               <w:rPr>
                 <w:sz w:val="20"/>
                 <w:szCs w:val="20"/>
@@ -520,6 +585,7 @@
           <w:tcPr/>
           <w:p>
             <w:pPr>
+              <w:jc w:val="center"/>
               <w:rPr>
                 <w:sz w:val="20"/>
                 <w:szCs w:val="20"/>
@@ -539,6 +605,7 @@
           <w:tcPr/>
           <w:p>
             <w:pPr>
+              <w:jc w:val="center"/>
               <w:rPr>
                 <w:sz w:val="20"/>
                 <w:szCs w:val="20"/>
@@ -558,6 +625,7 @@
           <w:tcPr/>
           <w:p>
             <w:pPr>
+              <w:jc w:val="center"/>
               <w:rPr>
                 <w:sz w:val="20"/>
                 <w:szCs w:val="20"/>
@@ -577,25 +645,27 @@
           <w:tcPr/>
           <w:p>
             <w:pPr>
-              <w:rPr>
-                <w:sz w:val="20"/>
-                <w:szCs w:val="20"/>
-              </w:rPr>
-            </w:pPr>
-            <w:r>
-              <w:rPr>
-                <w:sz w:val="20"/>
-                <w:szCs w:val="20"/>
-                <w:rtl w:val="0"/>
-              </w:rPr>
-              <w:t xml:space="preserve">ARE/MECH</w:t>
-            </w:r>
-          </w:p>
-        </w:tc>
-        <w:tc>
-          <w:tcPr/>
-          <w:p>
-            <w:pPr>
+              <w:jc w:val="center"/>
+              <w:rPr>
+                <w:sz w:val="20"/>
+                <w:szCs w:val="20"/>
+              </w:rPr>
+            </w:pPr>
+            <w:r>
+              <w:rPr>
+                <w:sz w:val="20"/>
+                <w:szCs w:val="20"/>
+                <w:rtl w:val="0"/>
+              </w:rPr>
+              <w:t xml:space="preserve">ARE</w:t>
+            </w:r>
+          </w:p>
+        </w:tc>
+        <w:tc>
+          <w:tcPr/>
+          <w:p>
+            <w:pPr>
+              <w:jc w:val="center"/>
               <w:rPr>
                 <w:sz w:val="20"/>
                 <w:szCs w:val="20"/>
@@ -622,6 +692,7 @@
           <w:tcPr/>
           <w:p>
             <w:pPr>
+              <w:jc w:val="center"/>
               <w:rPr>
                 <w:sz w:val="20"/>
                 <w:szCs w:val="20"/>
@@ -641,6 +712,7 @@
           <w:tcPr/>
           <w:p>
             <w:pPr>
+              <w:jc w:val="center"/>
               <w:rPr>
                 <w:sz w:val="20"/>
                 <w:szCs w:val="20"/>
@@ -660,6 +732,7 @@
           <w:tcPr/>
           <w:p>
             <w:pPr>
+              <w:jc w:val="center"/>
               <w:rPr>
                 <w:sz w:val="20"/>
                 <w:szCs w:val="20"/>
@@ -679,6 +752,7 @@
           <w:tcPr/>
           <w:p>
             <w:pPr>
+              <w:jc w:val="center"/>
               <w:rPr>
                 <w:sz w:val="20"/>
                 <w:szCs w:val="20"/>
@@ -698,6 +772,7 @@
           <w:tcPr/>
           <w:p>
             <w:pPr>
+              <w:jc w:val="center"/>
               <w:rPr>
                 <w:sz w:val="20"/>
                 <w:szCs w:val="20"/>
@@ -717,25 +792,27 @@
           <w:tcPr/>
           <w:p>
             <w:pPr>
-              <w:rPr>
-                <w:sz w:val="20"/>
-                <w:szCs w:val="20"/>
-              </w:rPr>
-            </w:pPr>
-            <w:r>
-              <w:rPr>
-                <w:sz w:val="20"/>
-                <w:szCs w:val="20"/>
-                <w:rtl w:val="0"/>
-              </w:rPr>
-              <w:t xml:space="preserve">ELC/EEE</w:t>
-            </w:r>
-          </w:p>
-        </w:tc>
-        <w:tc>
-          <w:tcPr/>
-          <w:p>
-            <w:pPr>
+              <w:jc w:val="center"/>
+              <w:rPr>
+                <w:sz w:val="20"/>
+                <w:szCs w:val="20"/>
+              </w:rPr>
+            </w:pPr>
+            <w:r>
+              <w:rPr>
+                <w:sz w:val="20"/>
+                <w:szCs w:val="20"/>
+                <w:rtl w:val="0"/>
+              </w:rPr>
+              <w:t xml:space="preserve">ELC</w:t>
+            </w:r>
+          </w:p>
+        </w:tc>
+        <w:tc>
+          <w:tcPr/>
+          <w:p>
+            <w:pPr>
+              <w:jc w:val="center"/>
               <w:rPr>
                 <w:sz w:val="20"/>
                 <w:szCs w:val="20"/>
@@ -762,6 +839,7 @@
           <w:tcPr/>
           <w:p>
             <w:pPr>
+              <w:jc w:val="center"/>
               <w:rPr>
                 <w:sz w:val="20"/>
                 <w:szCs w:val="20"/>
@@ -781,6 +859,7 @@
           <w:tcPr/>
           <w:p>
             <w:pPr>
+              <w:jc w:val="center"/>
               <w:rPr>
                 <w:sz w:val="20"/>
                 <w:szCs w:val="20"/>
@@ -800,6 +879,7 @@
           <w:tcPr/>
           <w:p>
             <w:pPr>
+              <w:jc w:val="center"/>
               <w:rPr>
                 <w:sz w:val="20"/>
                 <w:szCs w:val="20"/>
@@ -819,6 +899,7 @@
           <w:tcPr/>
           <w:p>
             <w:pPr>
+              <w:jc w:val="center"/>
               <w:rPr>
                 <w:sz w:val="20"/>
                 <w:szCs w:val="20"/>
@@ -838,6 +919,7 @@
           <w:tcPr/>
           <w:p>
             <w:pPr>
+              <w:jc w:val="center"/>
               <w:rPr>
                 <w:sz w:val="20"/>
                 <w:szCs w:val="20"/>
@@ -857,6 +939,7 @@
           <w:tcPr/>
           <w:p>
             <w:pPr>
+              <w:jc w:val="center"/>
               <w:rPr>
                 <w:sz w:val="20"/>
                 <w:szCs w:val="20"/>
@@ -876,6 +959,7 @@
           <w:tcPr/>
           <w:p>
             <w:pPr>
+              <w:jc w:val="center"/>
               <w:rPr>
                 <w:sz w:val="20"/>
                 <w:szCs w:val="20"/>
@@ -902,6 +986,7 @@
           <w:tcPr/>
           <w:p>
             <w:pPr>
+              <w:jc w:val="center"/>
               <w:rPr>
                 <w:sz w:val="20"/>
                 <w:szCs w:val="20"/>
@@ -921,6 +1006,7 @@
           <w:tcPr/>
           <w:p>
             <w:pPr>
+              <w:jc w:val="center"/>
               <w:rPr>
                 <w:sz w:val="20"/>
                 <w:szCs w:val="20"/>
@@ -940,6 +1026,7 @@
           <w:tcPr/>
           <w:p>
             <w:pPr>
+              <w:jc w:val="center"/>
               <w:rPr>
                 <w:sz w:val="20"/>
                 <w:szCs w:val="20"/>
@@ -959,6 +1046,7 @@
           <w:tcPr/>
           <w:p>
             <w:pPr>
+              <w:jc w:val="center"/>
               <w:rPr>
                 <w:sz w:val="20"/>
                 <w:szCs w:val="20"/>
@@ -978,6 +1066,7 @@
           <w:tcPr/>
           <w:p>
             <w:pPr>
+              <w:jc w:val="center"/>
               <w:rPr>
                 <w:sz w:val="20"/>
                 <w:szCs w:val="20"/>
@@ -997,25 +1086,27 @@
           <w:tcPr/>
           <w:p>
             <w:pPr>
-              <w:rPr>
-                <w:sz w:val="20"/>
-                <w:szCs w:val="20"/>
-              </w:rPr>
-            </w:pPr>
-            <w:r>
-              <w:rPr>
-                <w:sz w:val="20"/>
-                <w:szCs w:val="20"/>
-                <w:rtl w:val="0"/>
-              </w:rPr>
-              <w:t xml:space="preserve">ELC/EEE</w:t>
-            </w:r>
-          </w:p>
-        </w:tc>
-        <w:tc>
-          <w:tcPr/>
-          <w:p>
-            <w:pPr>
+              <w:jc w:val="center"/>
+              <w:rPr>
+                <w:sz w:val="20"/>
+                <w:szCs w:val="20"/>
+              </w:rPr>
+            </w:pPr>
+            <w:r>
+              <w:rPr>
+                <w:sz w:val="20"/>
+                <w:szCs w:val="20"/>
+                <w:rtl w:val="0"/>
+              </w:rPr>
+              <w:t xml:space="preserve">ELC</w:t>
+            </w:r>
+          </w:p>
+        </w:tc>
+        <w:tc>
+          <w:tcPr/>
+          <w:p>
+            <w:pPr>
+              <w:jc w:val="center"/>
               <w:rPr>
                 <w:sz w:val="20"/>
                 <w:szCs w:val="20"/>
@@ -1042,6 +1133,7 @@
           <w:tcPr/>
           <w:p>
             <w:pPr>
+              <w:jc w:val="center"/>
               <w:rPr>
                 <w:sz w:val="20"/>
                 <w:szCs w:val="20"/>
@@ -1061,6 +1153,7 @@
           <w:tcPr/>
           <w:p>
             <w:pPr>
+              <w:jc w:val="center"/>
               <w:rPr>
                 <w:sz w:val="20"/>
                 <w:szCs w:val="20"/>
@@ -1080,6 +1173,7 @@
           <w:tcPr/>
           <w:p>
             <w:pPr>
+              <w:jc w:val="center"/>
               <w:rPr>
                 <w:sz w:val="20"/>
                 <w:szCs w:val="20"/>
@@ -1099,6 +1193,7 @@
           <w:tcPr/>
           <w:p>
             <w:pPr>
+              <w:jc w:val="center"/>
               <w:rPr>
                 <w:sz w:val="20"/>
                 <w:szCs w:val="20"/>
@@ -1118,6 +1213,7 @@
           <w:tcPr/>
           <w:p>
             <w:pPr>
+              <w:jc w:val="center"/>
               <w:rPr>
                 <w:sz w:val="20"/>
                 <w:szCs w:val="20"/>
@@ -1137,25 +1233,27 @@
           <w:tcPr/>
           <w:p>
             <w:pPr>
-              <w:rPr>
-                <w:sz w:val="20"/>
-                <w:szCs w:val="20"/>
-              </w:rPr>
-            </w:pPr>
-            <w:r>
-              <w:rPr>
-                <w:sz w:val="20"/>
-                <w:szCs w:val="20"/>
-                <w:rtl w:val="0"/>
-              </w:rPr>
-              <w:t xml:space="preserve">ELC/EEE</w:t>
-            </w:r>
-          </w:p>
-        </w:tc>
-        <w:tc>
-          <w:tcPr/>
-          <w:p>
-            <w:pPr>
+              <w:jc w:val="center"/>
+              <w:rPr>
+                <w:sz w:val="20"/>
+                <w:szCs w:val="20"/>
+              </w:rPr>
+            </w:pPr>
+            <w:r>
+              <w:rPr>
+                <w:sz w:val="20"/>
+                <w:szCs w:val="20"/>
+                <w:rtl w:val="0"/>
+              </w:rPr>
+              <w:t xml:space="preserve">ELC</w:t>
+            </w:r>
+          </w:p>
+        </w:tc>
+        <w:tc>
+          <w:tcPr/>
+          <w:p>
+            <w:pPr>
+              <w:jc w:val="center"/>
               <w:rPr>
                 <w:sz w:val="20"/>
                 <w:szCs w:val="20"/>
@@ -1175,8 +1273,13 @@
     </w:tbl>
     <w:p>
       <w:pPr>
-        <w:spacing w:after="0" w:line="240" w:lineRule="auto"/>
-        <w:rPr/>
+        <w:spacing w:line="240" w:lineRule="auto"/>
+        <w:rPr>
+          <w:b w:val="1"/>
+          <w:bCs w:val="1"/>
+          <w:sz w:val="24"/>
+          <w:szCs w:val="24"/>
+        </w:rPr>
       </w:pPr>
       <w:r>
         <w:rPr>
@@ -1186,10 +1289,12 @@
     </w:p>
     <w:p>
       <w:pPr>
-        <w:spacing w:after="0" w:line="240" w:lineRule="auto"/>
-        <w:rPr>
-          <w:i w:val="1"/>
-          <w:iCs w:val="1"/>
+        <w:spacing w:line="240" w:lineRule="auto"/>
+        <w:rPr>
+          <w:b w:val="1"/>
+          <w:bCs w:val="1"/>
+          <w:sz w:val="24"/>
+          <w:szCs w:val="24"/>
         </w:rPr>
       </w:pPr>
       <w:r>
@@ -1200,8 +1305,13 @@
     </w:p>
     <w:p>
       <w:pPr>
-        <w:spacing w:after="0" w:line="240" w:lineRule="auto"/>
-        <w:rPr/>
+        <w:spacing w:line="240" w:lineRule="auto"/>
+        <w:rPr>
+          <w:b w:val="1"/>
+          <w:bCs w:val="1"/>
+          <w:sz w:val="24"/>
+          <w:szCs w:val="24"/>
+        </w:rPr>
       </w:pPr>
       <w:r>
         <w:rPr>
@@ -1211,20 +1321,29 @@
     </w:p>
     <w:p>
       <w:pPr>
-        <w:spacing w:after="0" w:line="240" w:lineRule="auto"/>
-        <w:rPr/>
+        <w:spacing w:line="240" w:lineRule="auto"/>
+        <w:rPr>
+          <w:b w:val="1"/>
+          <w:bCs w:val="1"/>
+          <w:sz w:val="24"/>
+          <w:szCs w:val="24"/>
+        </w:rPr>
       </w:pPr>
       <w:r>
         <w:rPr>
           <w:rtl w:val="0"/>
         </w:rPr>
-        <w:t xml:space="preserve">Sincerely,</w:t>
       </w:r>
     </w:p>
     <w:p>
       <w:pPr>
-        <w:spacing w:after="0" w:line="240" w:lineRule="auto"/>
-        <w:rPr/>
+        <w:spacing w:line="240" w:lineRule="auto"/>
+        <w:rPr>
+          <w:b w:val="1"/>
+          <w:bCs w:val="1"/>
+          <w:sz w:val="24"/>
+          <w:szCs w:val="24"/>
+        </w:rPr>
       </w:pPr>
       <w:r>
         <w:rPr>
@@ -1234,29 +1353,61 @@
     </w:p>
     <w:p>
       <w:pPr>
-        <w:spacing w:after="0" w:line="240" w:lineRule="auto"/>
-        <w:rPr/>
+        <w:spacing w:line="360" w:lineRule="auto"/>
+        <w:rPr>
+          <w:b w:val="1"/>
+          <w:bCs w:val="1"/>
+          <w:sz w:val="24"/>
+          <w:szCs w:val="24"/>
+        </w:rPr>
       </w:pPr>
       <w:r>
         <w:rPr>
-          <w:rtl w:val="0"/>
-        </w:rPr>
+          <w:b w:val="1"/>
+          <w:bCs w:val="1"/>
+          <w:sz w:val="24"/>
+          <w:szCs w:val="24"/>
+          <w:rtl w:val="0"/>
+        </w:rPr>
+        <w:t xml:space="preserve">Dr. Sasangan Ramanathan</w:t>
       </w:r>
     </w:p>
     <w:p>
       <w:pPr>
-        <w:rPr>
-          <w:b w:val="1"/>
-          <w:bCs w:val="1"/>
+        <w:spacing w:line="360" w:lineRule="auto"/>
+        <w:rPr>
+          <w:sz w:val="24"/>
+          <w:szCs w:val="24"/>
         </w:rPr>
       </w:pPr>
       <w:r>
         <w:rPr>
-          <w:b w:val="1"/>
-          <w:bCs w:val="1"/>
-          <w:rtl w:val="0"/>
-        </w:rPr>
-        <w:t xml:space="preserve">Team Members</w:t>
+          <w:sz w:val="24"/>
+          <w:szCs w:val="24"/>
+          <w:rtl w:val="0"/>
+        </w:rPr>
+        <w:t xml:space="preserve">Dean Academics</w:t>
+      </w:r>
+    </w:p>
+    <w:p>
+      <w:pPr>
+        <w:spacing w:line="360" w:lineRule="auto"/>
+        <w:rPr>
+          <w:i w:val="1"/>
+          <w:iCs w:val="1"/>
+          <w:sz w:val="24"/>
+          <w:szCs w:val="24"/>
+        </w:rPr>
+      </w:pPr>
+      <w:r>
+        <w:rPr>
+          <w:i w:val="1"/>
+          <w:iCs w:val="1"/>
+          <w:sz w:val="24"/>
+          <w:szCs w:val="24"/>
+          <w:rtl w:val="0"/>
+        </w:rPr>
+        <w:t xml:space="preserve">Amrita Vishwa Vidyapeetham, Coimbatore.</w:t>
       </w:r>
     </w:p>
     <w:sectPr>
